--- a/KMIP_PKCS11_Partial_Features.docx
+++ b/KMIP_PKCS11_Partial_Features.docx
@@ -158,6 +158,37 @@
                 <w:color w:val="FFFFFF"/>
                 <w:sz w:val="18"/>
               </w:rPr>
+              <w:t>Last demonstrated</w:t>
+            </w:r>
+          </w:p>
+        </w:tc>
+        <w:tc>
+          <w:tcPr>
+            <w:tcW w:type="dxa" w:w="7488"/>
+          </w:tcPr>
+          <w:p>
+            <w:r>
+              <w:rPr>
+                <w:sz w:val="18"/>
+              </w:rPr>
+              <w:t>a013bde on 12 September 2026 — 816 passed in 43.8s, against a source-built SoftHSM2 2.7.0</w:t>
+            </w:r>
+          </w:p>
+        </w:tc>
+      </w:tr>
+      <w:tr>
+        <w:tc>
+          <w:tcPr>
+            <w:tcW w:type="dxa" w:w="2160"/>
+            <w:shd w:fill="1A3A5C" w:val="clear"/>
+          </w:tcPr>
+          <w:p>
+            <w:r>
+              <w:rPr>
+                <w:b/>
+                <w:color w:val="FFFFFF"/>
+                <w:sz w:val="18"/>
+              </w:rPr>
               <w:t>Reasons</w:t>
             </w:r>
           </w:p>
@@ -382,7 +413,27 @@
           <w:i w:val="0"/>
           <w:sz w:val="19"/>
         </w:rPr>
-        <w:t>The coverage verdicts come from the gap matrix, which was assessed against the repository at 2964dee with the full suite green. The explanations here were grounded by reading the code and citing it — the file and line references are real and current. They were not re-verified by running the suite: the container this document was generated in has no SoftHSM installation, so the tests, which need a live token, could not execute. That is a limit on this document, not on the assessment it describes, and it is recorded here rather than left for a reader to discover.</w:t>
+        <w:t>The coverage verdicts come from the gap matrix, which was assessed against the repository at 2964dee. The explanations here were grounded by reading the code and citing it, and every file and line reference was checked against the file it names.</w:t>
+      </w:r>
+    </w:p>
+    <w:p>
+      <w:r>
+        <w:rPr>
+          <w:b w:val="0"/>
+          <w:i w:val="0"/>
+          <w:sz w:val="19"/>
+        </w:rPr>
+        <w:t>They were also re-verified by execution. SoftHSM2 2.7.0 was built from source and the full suite run against a live token at a013bde on 12 September 2026: 816 passed in 43.8s. The token advertises 79 mechanisms including CKM_ECDSA_SHA256, which is the figure this project's environment notes have claimed since August and which had not, until now, been demonstrated in a session that wrote about it. The sixteen-step end-to-end demo also completed.</w:t>
+      </w:r>
+    </w:p>
+    <w:p>
+      <w:r>
+        <w:rPr>
+          <w:b w:val="0"/>
+          <w:i/>
+          <w:sz w:val="19"/>
+        </w:rPr>
+        <w:t>Two numbers here remain the gap matrix's rather than this document's. The algorithm-breadth row quotes 15 of 40: the denominator was confirmed — the KMIP CryptographicAlgorithm enum has exactly 40 members — but the numerator depends on how an algorithm is judged usable on a token, and that method was not re-derived here. It is flagged rather than restated as though checked.</w:t>
       </w:r>
     </w:p>
     <w:p>

--- a/KMIP_PKCS11_Partial_Features.docx
+++ b/KMIP_PKCS11_Partial_Features.docx
@@ -233,7 +233,7 @@
               <w:rPr>
                 <w:sz w:val="18"/>
               </w:rPr>
-              <w:t>13 closed by the delivery plan, 5 deferred</w:t>
+              <w:t>18 closed by the delivery plan, 0 deferred</w:t>
             </w:r>
           </w:p>
         </w:tc>
@@ -1073,11 +1073,9 @@
           <w:p>
             <w:r>
               <w:rPr>
-                <w:i/>
-                <w:color w:val="404040"/>
                 <w:sz w:val="17"/>
               </w:rPr>
-              <w:t>Deferred — supplier</w:t>
+              <w:t>Step 24 — Post-quantum and full algorithm breadth (stage H)</w:t>
             </w:r>
           </w:p>
         </w:tc>
@@ -1258,11 +1256,9 @@
           <w:p>
             <w:r>
               <w:rPr>
-                <w:i/>
-                <w:color w:val="404040"/>
                 <w:sz w:val="17"/>
               </w:rPr>
-              <w:t>Deferred — validation</w:t>
+              <w:t>Step 19 — Vendor interoperability validation (stage G)</w:t>
             </w:r>
           </w:p>
         </w:tc>
@@ -1321,11 +1317,9 @@
           <w:p>
             <w:r>
               <w:rPr>
-                <w:i/>
-                <w:color w:val="404040"/>
                 <w:sz w:val="17"/>
               </w:rPr>
-              <w:t>Deferred — validation</w:t>
+              <w:t>Step 19 — Vendor interoperability validation (stage G)</w:t>
             </w:r>
           </w:p>
         </w:tc>
@@ -1384,11 +1378,9 @@
           <w:p>
             <w:r>
               <w:rPr>
-                <w:i/>
-                <w:color w:val="404040"/>
                 <w:sz w:val="17"/>
               </w:rPr>
-              <w:t>Deferred — product scope</w:t>
+              <w:t>Step 22 — Secrets manager integration (stage G)</w:t>
             </w:r>
           </w:p>
         </w:tc>
@@ -1447,11 +1439,9 @@
           <w:p>
             <w:r>
               <w:rPr>
-                <w:i/>
-                <w:color w:val="404040"/>
                 <w:sz w:val="17"/>
               </w:rPr>
-              <w:t>Deferred — product scope</w:t>
+              <w:t>Step 21 — Certificate authority integration (stage G)</w:t>
             </w:r>
           </w:p>
         </w:tc>
@@ -2292,7 +2282,7 @@
           <w:color w:val="404040"/>
           <w:sz w:val="17"/>
         </w:rPr>
-        <w:t>Deferred — supplier</w:t>
+        <w:t>Step 24 — Post-quantum and full algorithm breadth (stage H)</w:t>
       </w:r>
     </w:p>
     <w:p>
@@ -2732,7 +2722,7 @@
           <w:color w:val="404040"/>
           <w:sz w:val="17"/>
         </w:rPr>
-        <w:t>Deferred — validation</w:t>
+        <w:t>Step 19 — Vendor interoperability validation (stage G)</w:t>
       </w:r>
     </w:p>
     <w:p>
@@ -2875,7 +2865,7 @@
           <w:color w:val="404040"/>
           <w:sz w:val="17"/>
         </w:rPr>
-        <w:t>Deferred — validation</w:t>
+        <w:t>Step 19 — Vendor interoperability validation (stage G)</w:t>
       </w:r>
     </w:p>
     <w:p>
@@ -3018,7 +3008,7 @@
           <w:color w:val="404040"/>
           <w:sz w:val="17"/>
         </w:rPr>
-        <w:t>Deferred — product scope</w:t>
+        <w:t>Step 22 — Secrets manager integration (stage G)</w:t>
       </w:r>
     </w:p>
     <w:p>
@@ -3117,6 +3107,25 @@
       </w:r>
     </w:p>
     <w:p>
+      <w:pPr>
+        <w:spacing w:after="80"/>
+      </w:pPr>
+      <w:r>
+        <w:rPr>
+          <w:b/>
+          <w:color w:val="8F5610"/>
+          <w:sz w:val="19"/>
+        </w:rPr>
+        <w:t xml:space="preserve">How the plan closes it anyway  </w:t>
+      </w:r>
+      <w:r>
+        <w:rPr>
+          <w:sz w:val="19"/>
+        </w:rPr>
+        <w:t>Step 22 closes the row by taking that route, not by reversing it. The dynamic-secrets engine stays outside; what gets built here is the half that belongs to a key manager — lease expiry wired to automatic destruction, and an audit trail from request to destruction — plus a reference integration. The product boundary does not move; the deployment story does.</w:t>
+      </w:r>
+    </w:p>
+    <w:p>
       <w:r>
         <w:rPr>
           <w:b w:val="0"/>
@@ -3161,7 +3170,7 @@
           <w:color w:val="404040"/>
           <w:sz w:val="17"/>
         </w:rPr>
-        <w:t>Deferred — product scope</w:t>
+        <w:t>Step 21 — Certificate authority integration (stage G)</w:t>
       </w:r>
     </w:p>
     <w:p>
@@ -3257,6 +3266,25 @@
           <w:sz w:val="19"/>
         </w:rPr>
         <w:t>Front the deployment with a real CA — EJBCA or equivalent — and let this server hold the keys. The boundary is the point.</w:t>
+      </w:r>
+    </w:p>
+    <w:p>
+      <w:pPr>
+        <w:spacing w:after="80"/>
+      </w:pPr>
+      <w:r>
+        <w:rPr>
+          <w:b/>
+          <w:color w:val="8F5610"/>
+          <w:sz w:val="19"/>
+        </w:rPr>
+        <w:t xml:space="preserve">How the plan closes it anyway  </w:t>
+      </w:r>
+      <w:r>
+        <w:rPr>
+          <w:sz w:val="19"/>
+        </w:rPr>
+        <w:t>Step 21 closes the row by integration: Certify and ReCertify proxy to a real CA, the key never leaves the token, and CRL and OCSP stay the CA's responsibility. This server still does not become a certificate authority, which was the decision — it stops pretending it does not need one.</w:t>
       </w:r>
     </w:p>
     <w:p>
